--- a/docs/Abstract_Template_ICAPST.docx
+++ b/docs/Abstract_Template_ICAPST.docx
@@ -54,6 +54,17 @@
           <w:sz w:val="28"/>
           <w:szCs w:val="28"/>
         </w:rPr>
+        <w:t xml:space="preserve">of Research Paper </w:t>
+      </w:r>
+      <w:r>
+        <w:rPr>
+          <w:rFonts w:ascii="Times New Roman" w:hAnsi="Times New Roman" w:cs="Times New Roman"/>
+          <w:b/>
+          <w:bCs/>
+          <w:color w:val="000000"/>
+          <w:sz w:val="28"/>
+          <w:szCs w:val="28"/>
+        </w:rPr>
         <w:t>(Times New Roman</w:t>
       </w:r>
       <w:r>
@@ -128,16 +139,7 @@
           <w:szCs w:val="24"/>
           <w:vertAlign w:val="superscript"/>
         </w:rPr>
-        <w:t>1*</w:t>
-      </w:r>
-      <w:r>
-        <w:rPr>
-          <w:rFonts w:ascii="Times New Roman" w:hAnsi="Times New Roman" w:cs="Times New Roman"/>
-          <w:color w:val="000000"/>
-          <w:sz w:val="24"/>
-          <w:szCs w:val="24"/>
-        </w:rPr>
-        <w:t>, Second Author</w:t>
+        <w:t>a</w:t>
       </w:r>
       <w:r>
         <w:rPr>
@@ -147,16 +149,26 @@
           <w:szCs w:val="24"/>
           <w:vertAlign w:val="superscript"/>
         </w:rPr>
-        <w:t>2</w:t>
-      </w:r>
-      <w:r>
-        <w:rPr>
-          <w:rFonts w:ascii="Times New Roman" w:hAnsi="Times New Roman" w:cs="Times New Roman"/>
-          <w:color w:val="000000"/>
-          <w:sz w:val="24"/>
-          <w:szCs w:val="24"/>
-        </w:rPr>
-        <w:t>, Third Author</w:t>
+        <w:t>*</w:t>
+      </w:r>
+      <w:r>
+        <w:rPr>
+          <w:rFonts w:ascii="Times New Roman" w:hAnsi="Times New Roman" w:cs="Times New Roman"/>
+          <w:color w:val="000000"/>
+          <w:sz w:val="24"/>
+          <w:szCs w:val="24"/>
+        </w:rPr>
+        <w:t xml:space="preserve">, Second </w:t>
+      </w:r>
+      <w:proofErr w:type="spellStart"/>
+      <w:r>
+        <w:rPr>
+          <w:rFonts w:ascii="Times New Roman" w:hAnsi="Times New Roman" w:cs="Times New Roman"/>
+          <w:color w:val="000000"/>
+          <w:sz w:val="24"/>
+          <w:szCs w:val="24"/>
+        </w:rPr>
+        <w:t>Author</w:t>
       </w:r>
       <w:r>
         <w:rPr>
@@ -166,8 +178,39 @@
           <w:szCs w:val="24"/>
           <w:vertAlign w:val="superscript"/>
         </w:rPr>
-        <w:t>3</w:t>
-      </w:r>
+        <w:t>b</w:t>
+      </w:r>
+      <w:proofErr w:type="spellEnd"/>
+      <w:r>
+        <w:rPr>
+          <w:rFonts w:ascii="Times New Roman" w:hAnsi="Times New Roman" w:cs="Times New Roman"/>
+          <w:color w:val="000000"/>
+          <w:sz w:val="24"/>
+          <w:szCs w:val="24"/>
+        </w:rPr>
+        <w:t xml:space="preserve">, Third </w:t>
+      </w:r>
+      <w:proofErr w:type="spellStart"/>
+      <w:r>
+        <w:rPr>
+          <w:rFonts w:ascii="Times New Roman" w:hAnsi="Times New Roman" w:cs="Times New Roman"/>
+          <w:color w:val="000000"/>
+          <w:sz w:val="24"/>
+          <w:szCs w:val="24"/>
+        </w:rPr>
+        <w:t>Author</w:t>
+      </w:r>
+      <w:r>
+        <w:rPr>
+          <w:rFonts w:ascii="Times New Roman" w:hAnsi="Times New Roman" w:cs="Times New Roman"/>
+          <w:color w:val="000000"/>
+          <w:sz w:val="24"/>
+          <w:szCs w:val="24"/>
+          <w:vertAlign w:val="superscript"/>
+        </w:rPr>
+        <w:t>c</w:t>
+      </w:r>
+      <w:proofErr w:type="spellEnd"/>
       <w:r>
         <w:rPr>
           <w:rFonts w:ascii="Times New Roman" w:hAnsi="Times New Roman" w:cs="Times New Roman"/>
@@ -246,7 +289,17 @@
           <w:color w:val="000000"/>
           <w:vertAlign w:val="superscript"/>
         </w:rPr>
-        <w:t xml:space="preserve">1 </w:t>
+        <w:t>a</w:t>
+      </w:r>
+      <w:r>
+        <w:rPr>
+          <w:rFonts w:ascii="Times New Roman" w:hAnsi="Times New Roman" w:cs="Times New Roman"/>
+          <w:i/>
+          <w:iCs/>
+          <w:color w:val="000000"/>
+          <w:vertAlign w:val="superscript"/>
+        </w:rPr>
+        <w:t xml:space="preserve"> </w:t>
       </w:r>
       <w:r>
         <w:rPr>
@@ -273,32 +326,13 @@
           <w:iCs/>
           <w:color w:val="000000"/>
         </w:rPr>
-        <w:t xml:space="preserve"> </w:t>
-      </w:r>
-      <w:r>
-        <w:rPr>
-          <w:rFonts w:ascii="Times New Roman" w:hAnsi="Times New Roman" w:cs="Times New Roman"/>
-          <w:color w:val="000000"/>
-        </w:rPr>
-        <w:t>(Times New Roman</w:t>
-      </w:r>
-      <w:r>
-        <w:rPr>
-          <w:rFonts w:ascii="Times New Roman" w:hAnsi="Times New Roman" w:cs="Times New Roman"/>
-          <w:color w:val="000000"/>
-        </w:rPr>
-        <w:t xml:space="preserve"> font</w:t>
-      </w:r>
-      <w:r>
-        <w:rPr>
-          <w:rFonts w:ascii="Times New Roman" w:hAnsi="Times New Roman" w:cs="Times New Roman"/>
-          <w:color w:val="000000"/>
-        </w:rPr>
-        <w:t xml:space="preserve"> 1</w:t>
-      </w:r>
-      <w:r>
-        <w:rPr>
-          <w:rFonts w:ascii="Times New Roman" w:hAnsi="Times New Roman" w:cs="Times New Roman"/>
+        <w:t>(Times New Roman font  1</w:t>
+      </w:r>
+      <w:r>
+        <w:rPr>
+          <w:rFonts w:ascii="Times New Roman" w:hAnsi="Times New Roman" w:cs="Times New Roman"/>
+          <w:i/>
+          <w:iCs/>
           <w:color w:val="000000"/>
         </w:rPr>
         <w:t>1</w:t>
@@ -306,6 +340,8 @@
       <w:r>
         <w:rPr>
           <w:rFonts w:ascii="Times New Roman" w:hAnsi="Times New Roman" w:cs="Times New Roman"/>
+          <w:i/>
+          <w:iCs/>
           <w:color w:val="000000"/>
         </w:rPr>
         <w:t>pt)</w:t>
@@ -333,7 +369,17 @@
           <w:color w:val="000000"/>
           <w:vertAlign w:val="superscript"/>
         </w:rPr>
-        <w:t xml:space="preserve">2 </w:t>
+        <w:t>b</w:t>
+      </w:r>
+      <w:r>
+        <w:rPr>
+          <w:rFonts w:ascii="Times New Roman" w:hAnsi="Times New Roman" w:cs="Times New Roman"/>
+          <w:i/>
+          <w:iCs/>
+          <w:color w:val="000000"/>
+          <w:vertAlign w:val="superscript"/>
+        </w:rPr>
+        <w:t xml:space="preserve"> </w:t>
       </w:r>
       <w:r>
         <w:rPr>
@@ -376,7 +422,7 @@
           <w:color w:val="000000"/>
           <w:vertAlign w:val="superscript"/>
         </w:rPr>
-        <w:t>3</w:t>
+        <w:t>c</w:t>
       </w:r>
       <w:r>
         <w:rPr>
@@ -404,6 +450,15 @@
           <w:color w:val="000000"/>
         </w:rPr>
         <w:t>Institution, City, Country</w:t>
+      </w:r>
+      <w:r>
+        <w:rPr>
+          <w:rFonts w:ascii="Times New Roman" w:hAnsi="Times New Roman" w:cs="Times New Roman"/>
+          <w:i/>
+          <w:iCs/>
+          <w:color w:val="000000"/>
+        </w:rPr>
+        <w:t xml:space="preserve"> </w:t>
       </w:r>
     </w:p>
     <w:p>
@@ -414,31 +469,30 @@
         <w:spacing w:after="0"/>
         <w:jc w:val="center"/>
         <w:rPr>
-          <w:i/>
-          <w:iCs/>
-          <w:color w:val="000000"/>
-        </w:rPr>
-      </w:pPr>
-      <w:r>
-        <w:rPr>
-          <w:rFonts w:ascii="Times New Roman" w:hAnsi="Times New Roman" w:cs="Times New Roman"/>
-          <w:i/>
-          <w:iCs/>
-          <w:color w:val="000000"/>
-        </w:rPr>
-        <w:t xml:space="preserve">* Corresponding author. Tel: +918022961234, Fax: + 918023211234, E-mail: </w:t>
-      </w:r>
-      <w:hyperlink r:id="rId5" w:history="1">
-        <w:r>
-          <w:rPr>
-            <w:rStyle w:val="Hyperlink"/>
-            <w:rFonts w:ascii="Times New Roman" w:hAnsi="Times New Roman" w:cs="Times New Roman"/>
-            <w:i/>
-            <w:iCs/>
-          </w:rPr>
-          <w:t>corresauthor@bub.ernet.in</w:t>
-        </w:r>
-      </w:hyperlink>
+          <w:rFonts w:ascii="Times New Roman" w:hAnsi="Times New Roman" w:cs="Times New Roman"/>
+          <w:i/>
+          <w:iCs/>
+        </w:rPr>
+      </w:pPr>
+      <w:r>
+        <w:rPr>
+          <w:rFonts w:ascii="Times New Roman" w:hAnsi="Times New Roman" w:cs="Times New Roman"/>
+          <w:i/>
+          <w:iCs/>
+          <w:color w:val="000000"/>
+          <w:vertAlign w:val="superscript"/>
+        </w:rPr>
+        <w:t>*</w:t>
+      </w:r>
+      <w:r>
+        <w:rPr>
+          <w:rFonts w:ascii="Times New Roman" w:hAnsi="Times New Roman" w:cs="Times New Roman"/>
+          <w:i/>
+          <w:iCs/>
+          <w:color w:val="000000"/>
+        </w:rPr>
+        <w:t>E-mail:</w:t>
+      </w:r>
       <w:r>
         <w:rPr>
           <w:rFonts w:ascii="Times New Roman" w:hAnsi="Times New Roman" w:cs="Times New Roman"/>
@@ -451,257 +505,45 @@
       <w:r>
         <w:rPr>
           <w:rFonts w:ascii="Times New Roman" w:hAnsi="Times New Roman" w:cs="Times New Roman"/>
-          <w:color w:val="000000"/>
-        </w:rPr>
-        <w:t>(</w:t>
-      </w:r>
-      <w:r>
-        <w:rPr>
-          <w:rFonts w:ascii="Times New Roman" w:hAnsi="Times New Roman" w:cs="Times New Roman"/>
-          <w:color w:val="000000"/>
-        </w:rPr>
-        <w:t xml:space="preserve">Times New Roman </w:t>
-      </w:r>
-      <w:r>
-        <w:rPr>
-          <w:rFonts w:ascii="Times New Roman" w:hAnsi="Times New Roman" w:cs="Times New Roman"/>
-          <w:color w:val="000000"/>
-        </w:rPr>
-        <w:t xml:space="preserve">font </w:t>
-      </w:r>
-      <w:r>
-        <w:rPr>
-          <w:rFonts w:ascii="Times New Roman" w:hAnsi="Times New Roman" w:cs="Times New Roman"/>
-          <w:color w:val="000000"/>
-        </w:rPr>
-        <w:t>10</w:t>
-      </w:r>
-      <w:r>
-        <w:rPr>
-          <w:rFonts w:ascii="Times New Roman" w:hAnsi="Times New Roman" w:cs="Times New Roman"/>
+          <w:i/>
+          <w:iCs/>
+        </w:rPr>
+        <w:t>corresauthor@bub.ernet.in</w:t>
+      </w:r>
+      <w:r>
+        <w:rPr>
+          <w:rFonts w:ascii="Times New Roman" w:hAnsi="Times New Roman" w:cs="Times New Roman"/>
+          <w:i/>
+          <w:iCs/>
+        </w:rPr>
+        <w:t xml:space="preserve"> </w:t>
+      </w:r>
+      <w:r>
+        <w:rPr>
+          <w:rFonts w:ascii="Times New Roman" w:hAnsi="Times New Roman" w:cs="Times New Roman"/>
+          <w:i/>
+          <w:iCs/>
+          <w:color w:val="000000"/>
+        </w:rPr>
+        <w:t>(Times New Roman font  1</w:t>
+      </w:r>
+      <w:r>
+        <w:rPr>
+          <w:rFonts w:ascii="Times New Roman" w:hAnsi="Times New Roman" w:cs="Times New Roman"/>
+          <w:i/>
+          <w:iCs/>
+          <w:color w:val="000000"/>
+        </w:rPr>
+        <w:t>1</w:t>
+      </w:r>
+      <w:r>
+        <w:rPr>
+          <w:rFonts w:ascii="Times New Roman" w:hAnsi="Times New Roman" w:cs="Times New Roman"/>
+          <w:i/>
+          <w:iCs/>
           <w:color w:val="000000"/>
         </w:rPr>
         <w:t>pt)</w:t>
-      </w:r>
-    </w:p>
-    <w:p>
-      <w:pPr>
-        <w:spacing w:before="240" w:after="0" w:line="240" w:lineRule="auto"/>
-        <w:rPr>
-          <w:rFonts w:ascii="Times New Roman" w:hAnsi="Times New Roman" w:cs="Times New Roman"/>
-          <w:b/>
-          <w:sz w:val="24"/>
-        </w:rPr>
-      </w:pPr>
-      <w:r>
-        <w:rPr>
-          <w:rFonts w:ascii="Times New Roman" w:hAnsi="Times New Roman" w:cs="Times New Roman"/>
-          <w:b/>
-          <w:sz w:val="24"/>
-        </w:rPr>
-        <w:t>Abstract:</w:t>
-      </w:r>
-    </w:p>
-    <w:p>
-      <w:pPr>
-        <w:spacing w:after="0" w:line="240" w:lineRule="auto"/>
-        <w:rPr>
-          <w:rFonts w:ascii="Times New Roman" w:hAnsi="Times New Roman" w:cs="Times New Roman"/>
-          <w:b/>
-          <w:sz w:val="24"/>
-        </w:rPr>
-      </w:pPr>
-    </w:p>
-    <w:p>
-      <w:pPr>
-        <w:spacing w:after="0" w:line="360" w:lineRule="auto"/>
-        <w:jc w:val="both"/>
-        <w:rPr>
-          <w:rFonts w:ascii="Times New Roman" w:hAnsi="Times New Roman" w:cs="Times New Roman"/>
-          <w:sz w:val="24"/>
-          <w:szCs w:val="24"/>
-        </w:rPr>
-      </w:pPr>
-      <w:r>
-        <w:rPr>
-          <w:rFonts w:ascii="Times New Roman" w:hAnsi="Times New Roman" w:cs="Times New Roman"/>
-          <w:sz w:val="24"/>
-          <w:szCs w:val="24"/>
-        </w:rPr>
-        <w:t xml:space="preserve">The abstract </w:t>
-      </w:r>
-      <w:r>
-        <w:rPr>
-          <w:rFonts w:ascii="Times New Roman" w:hAnsi="Times New Roman" w:cs="Times New Roman"/>
-          <w:sz w:val="24"/>
-          <w:szCs w:val="24"/>
-        </w:rPr>
-        <w:t xml:space="preserve">not exceeding </w:t>
-      </w:r>
-      <w:r>
-        <w:rPr>
-          <w:rFonts w:ascii="Times New Roman" w:hAnsi="Times New Roman" w:cs="Times New Roman"/>
-          <w:sz w:val="24"/>
-          <w:szCs w:val="24"/>
-        </w:rPr>
-        <w:t>25</w:t>
-      </w:r>
-      <w:r>
-        <w:rPr>
-          <w:rFonts w:ascii="Times New Roman" w:hAnsi="Times New Roman" w:cs="Times New Roman"/>
-          <w:sz w:val="24"/>
-          <w:szCs w:val="24"/>
-        </w:rPr>
-        <w:t>0</w:t>
-      </w:r>
-      <w:r>
-        <w:rPr>
-          <w:rFonts w:ascii="Times New Roman" w:hAnsi="Times New Roman" w:cs="Times New Roman"/>
-          <w:sz w:val="24"/>
-          <w:szCs w:val="24"/>
-        </w:rPr>
-        <w:t xml:space="preserve"> words</w:t>
-      </w:r>
-      <w:r>
-        <w:rPr>
-          <w:rFonts w:ascii="Times New Roman" w:hAnsi="Times New Roman" w:cs="Times New Roman"/>
-          <w:sz w:val="24"/>
-          <w:szCs w:val="24"/>
-        </w:rPr>
-        <w:t>,</w:t>
-      </w:r>
-      <w:r>
-        <w:rPr>
-          <w:rFonts w:ascii="Times New Roman" w:hAnsi="Times New Roman" w:cs="Times New Roman"/>
-          <w:sz w:val="24"/>
-          <w:szCs w:val="24"/>
-        </w:rPr>
-        <w:t xml:space="preserve"> </w:t>
-      </w:r>
-      <w:r>
-        <w:rPr>
-          <w:rFonts w:ascii="Times New Roman" w:hAnsi="Times New Roman" w:cs="Times New Roman"/>
-          <w:sz w:val="24"/>
-          <w:szCs w:val="24"/>
-        </w:rPr>
-        <w:t>should</w:t>
-      </w:r>
-      <w:r>
-        <w:rPr>
-          <w:rFonts w:ascii="Times New Roman" w:hAnsi="Times New Roman" w:cs="Times New Roman"/>
-          <w:sz w:val="24"/>
-          <w:szCs w:val="24"/>
-        </w:rPr>
-        <w:t xml:space="preserve"> clearly define </w:t>
-      </w:r>
-      <w:r>
-        <w:rPr>
-          <w:rFonts w:ascii="Times New Roman" w:hAnsi="Times New Roman" w:cs="Times New Roman"/>
-          <w:sz w:val="24"/>
-          <w:szCs w:val="24"/>
-        </w:rPr>
-        <w:t xml:space="preserve">the scope and </w:t>
-      </w:r>
-      <w:r>
-        <w:rPr>
-          <w:rFonts w:ascii="Times New Roman" w:hAnsi="Times New Roman" w:cs="Times New Roman"/>
-          <w:sz w:val="24"/>
-          <w:szCs w:val="24"/>
-        </w:rPr>
-        <w:t>key contribution of the paper</w:t>
-      </w:r>
-      <w:r>
-        <w:rPr>
-          <w:rFonts w:ascii="Times New Roman" w:hAnsi="Times New Roman" w:cs="Times New Roman"/>
-          <w:sz w:val="24"/>
-          <w:szCs w:val="24"/>
-        </w:rPr>
-        <w:t xml:space="preserve">, highlighting the principal findings and conclusions. </w:t>
-      </w:r>
-      <w:r>
-        <w:rPr>
-          <w:rFonts w:ascii="Times New Roman" w:hAnsi="Times New Roman" w:cs="Times New Roman"/>
-          <w:sz w:val="24"/>
-          <w:szCs w:val="24"/>
-        </w:rPr>
-        <w:t>It must be prepared in</w:t>
-      </w:r>
-      <w:r>
-        <w:rPr>
-          <w:rFonts w:ascii="Times New Roman" w:hAnsi="Times New Roman" w:cs="Times New Roman"/>
-          <w:sz w:val="24"/>
-          <w:szCs w:val="24"/>
-        </w:rPr>
-        <w:t xml:space="preserve"> </w:t>
-      </w:r>
-      <w:r>
-        <w:rPr>
-          <w:rFonts w:ascii="Times New Roman" w:hAnsi="Times New Roman" w:cs="Times New Roman"/>
-          <w:color w:val="000000"/>
-          <w:sz w:val="24"/>
-          <w:szCs w:val="24"/>
-        </w:rPr>
-        <w:t>Times New Roman font</w:t>
-      </w:r>
-      <w:r>
-        <w:rPr>
-          <w:rFonts w:ascii="Times New Roman" w:hAnsi="Times New Roman" w:cs="Times New Roman"/>
-          <w:sz w:val="24"/>
-          <w:szCs w:val="24"/>
-        </w:rPr>
-        <w:t xml:space="preserve">, </w:t>
-      </w:r>
-      <w:r>
-        <w:rPr>
-          <w:rFonts w:ascii="Times New Roman" w:hAnsi="Times New Roman" w:cs="Times New Roman"/>
-          <w:color w:val="000000"/>
-          <w:sz w:val="24"/>
-          <w:szCs w:val="24"/>
-        </w:rPr>
-        <w:t xml:space="preserve">12pt </w:t>
-      </w:r>
-      <w:r>
-        <w:rPr>
-          <w:rFonts w:ascii="Times New Roman" w:hAnsi="Times New Roman" w:cs="Times New Roman"/>
-          <w:color w:val="000000"/>
-          <w:sz w:val="24"/>
-          <w:szCs w:val="24"/>
-        </w:rPr>
-        <w:t xml:space="preserve">font </w:t>
-      </w:r>
-      <w:r>
-        <w:rPr>
-          <w:rFonts w:ascii="Times New Roman" w:hAnsi="Times New Roman" w:cs="Times New Roman"/>
-          <w:color w:val="000000"/>
-          <w:sz w:val="24"/>
-          <w:szCs w:val="24"/>
-        </w:rPr>
-        <w:t>script</w:t>
-      </w:r>
-      <w:r>
-        <w:rPr>
-          <w:rFonts w:ascii="Times New Roman" w:hAnsi="Times New Roman" w:cs="Times New Roman"/>
-          <w:color w:val="000000"/>
-          <w:sz w:val="24"/>
-          <w:szCs w:val="24"/>
-        </w:rPr>
-        <w:t xml:space="preserve"> with 1.5 line spacing and justified alignment</w:t>
-      </w:r>
-      <w:r>
-        <w:rPr>
-          <w:rFonts w:ascii="Times New Roman" w:hAnsi="Times New Roman" w:cs="Times New Roman"/>
-          <w:sz w:val="24"/>
-          <w:szCs w:val="24"/>
-        </w:rPr>
-        <w:t xml:space="preserve">. </w:t>
-      </w:r>
-      <w:r>
-        <w:rPr>
-          <w:rFonts w:ascii="Times New Roman" w:hAnsi="Times New Roman" w:cs="Times New Roman"/>
-          <w:sz w:val="24"/>
-          <w:szCs w:val="24"/>
-        </w:rPr>
-        <w:t xml:space="preserve">Authors should avoid including tables, references, or citations in the abstract. Inclusion of one or two figures is permitted only if they are essential for illustrating key results. </w:t>
       </w:r>
     </w:p>
     <w:p>
@@ -709,14 +551,235 @@
         <w:autoSpaceDE w:val="0"/>
         <w:autoSpaceDN w:val="0"/>
         <w:adjustRightInd w:val="0"/>
-        <w:spacing w:after="0" w:line="240" w:lineRule="auto"/>
+        <w:spacing w:after="0"/>
+        <w:jc w:val="center"/>
+        <w:rPr>
+          <w:rFonts w:ascii="Times New Roman" w:hAnsi="Times New Roman" w:cs="Times New Roman"/>
+          <w:i/>
+          <w:iCs/>
+          <w:color w:val="000000"/>
+        </w:rPr>
+      </w:pPr>
+    </w:p>
+    <w:p>
+      <w:pPr>
+        <w:spacing w:after="0" w:line="360" w:lineRule="auto"/>
+        <w:jc w:val="center"/>
+        <w:rPr>
+          <w:rFonts w:ascii="Times New Roman" w:hAnsi="Times New Roman" w:cs="Times New Roman"/>
+          <w:b/>
+          <w:sz w:val="24"/>
+        </w:rPr>
+      </w:pPr>
+      <w:r>
+        <w:rPr>
+          <w:rFonts w:ascii="Times New Roman" w:hAnsi="Times New Roman" w:cs="Times New Roman"/>
+          <w:b/>
+          <w:sz w:val="24"/>
+        </w:rPr>
+        <w:t>A</w:t>
+      </w:r>
+      <w:r>
+        <w:rPr>
+          <w:rFonts w:ascii="Times New Roman" w:hAnsi="Times New Roman" w:cs="Times New Roman"/>
+          <w:b/>
+          <w:sz w:val="24"/>
+        </w:rPr>
+        <w:t>BSTRACT</w:t>
+      </w:r>
+    </w:p>
+    <w:p>
+      <w:pPr>
+        <w:spacing w:after="0" w:line="360" w:lineRule="auto"/>
+        <w:ind w:firstLine="720"/>
         <w:jc w:val="both"/>
         <w:rPr>
           <w:rFonts w:ascii="Times New Roman" w:hAnsi="Times New Roman" w:cs="Times New Roman"/>
-          <w:b/>
-          <w:sz w:val="24"/>
-        </w:rPr>
-      </w:pPr>
+          <w:sz w:val="24"/>
+          <w:szCs w:val="24"/>
+        </w:rPr>
+      </w:pPr>
+      <w:r>
+        <w:rPr>
+          <w:rFonts w:ascii="Times New Roman" w:hAnsi="Times New Roman" w:cs="Times New Roman"/>
+          <w:sz w:val="24"/>
+          <w:szCs w:val="24"/>
+        </w:rPr>
+        <w:t xml:space="preserve">The abstract </w:t>
+      </w:r>
+      <w:r>
+        <w:rPr>
+          <w:rFonts w:ascii="Times New Roman" w:hAnsi="Times New Roman" w:cs="Times New Roman"/>
+          <w:sz w:val="24"/>
+          <w:szCs w:val="24"/>
+        </w:rPr>
+        <w:t xml:space="preserve">not exceeding </w:t>
+      </w:r>
+      <w:r>
+        <w:rPr>
+          <w:rFonts w:ascii="Times New Roman" w:hAnsi="Times New Roman" w:cs="Times New Roman"/>
+          <w:sz w:val="24"/>
+          <w:szCs w:val="24"/>
+        </w:rPr>
+        <w:t>25</w:t>
+      </w:r>
+      <w:r>
+        <w:rPr>
+          <w:rFonts w:ascii="Times New Roman" w:hAnsi="Times New Roman" w:cs="Times New Roman"/>
+          <w:sz w:val="24"/>
+          <w:szCs w:val="24"/>
+        </w:rPr>
+        <w:t>0</w:t>
+      </w:r>
+      <w:r>
+        <w:rPr>
+          <w:rFonts w:ascii="Times New Roman" w:hAnsi="Times New Roman" w:cs="Times New Roman"/>
+          <w:sz w:val="24"/>
+          <w:szCs w:val="24"/>
+        </w:rPr>
+        <w:t xml:space="preserve"> words</w:t>
+      </w:r>
+      <w:r>
+        <w:rPr>
+          <w:rFonts w:ascii="Times New Roman" w:hAnsi="Times New Roman" w:cs="Times New Roman"/>
+          <w:sz w:val="24"/>
+          <w:szCs w:val="24"/>
+        </w:rPr>
+        <w:t>,</w:t>
+      </w:r>
+      <w:r>
+        <w:rPr>
+          <w:rFonts w:ascii="Times New Roman" w:hAnsi="Times New Roman" w:cs="Times New Roman"/>
+          <w:sz w:val="24"/>
+          <w:szCs w:val="24"/>
+        </w:rPr>
+        <w:t xml:space="preserve"> </w:t>
+      </w:r>
+      <w:r>
+        <w:rPr>
+          <w:rFonts w:ascii="Times New Roman" w:hAnsi="Times New Roman" w:cs="Times New Roman"/>
+          <w:sz w:val="24"/>
+          <w:szCs w:val="24"/>
+        </w:rPr>
+        <w:t>should</w:t>
+      </w:r>
+      <w:r>
+        <w:rPr>
+          <w:rFonts w:ascii="Times New Roman" w:hAnsi="Times New Roman" w:cs="Times New Roman"/>
+          <w:sz w:val="24"/>
+          <w:szCs w:val="24"/>
+        </w:rPr>
+        <w:t xml:space="preserve"> clearly define </w:t>
+      </w:r>
+      <w:r>
+        <w:rPr>
+          <w:rFonts w:ascii="Times New Roman" w:hAnsi="Times New Roman" w:cs="Times New Roman"/>
+          <w:sz w:val="24"/>
+          <w:szCs w:val="24"/>
+        </w:rPr>
+        <w:t xml:space="preserve">the scope and </w:t>
+      </w:r>
+      <w:r>
+        <w:rPr>
+          <w:rFonts w:ascii="Times New Roman" w:hAnsi="Times New Roman" w:cs="Times New Roman"/>
+          <w:sz w:val="24"/>
+          <w:szCs w:val="24"/>
+        </w:rPr>
+        <w:t>key contribution of the paper</w:t>
+      </w:r>
+      <w:r>
+        <w:rPr>
+          <w:rFonts w:ascii="Times New Roman" w:hAnsi="Times New Roman" w:cs="Times New Roman"/>
+          <w:sz w:val="24"/>
+          <w:szCs w:val="24"/>
+        </w:rPr>
+        <w:t xml:space="preserve">, highlighting the principal findings and conclusions. </w:t>
+      </w:r>
+      <w:r>
+        <w:rPr>
+          <w:rFonts w:ascii="Times New Roman" w:hAnsi="Times New Roman" w:cs="Times New Roman"/>
+          <w:sz w:val="24"/>
+          <w:szCs w:val="24"/>
+        </w:rPr>
+        <w:t>It must be prepared in</w:t>
+      </w:r>
+      <w:r>
+        <w:rPr>
+          <w:rFonts w:ascii="Times New Roman" w:hAnsi="Times New Roman" w:cs="Times New Roman"/>
+          <w:sz w:val="24"/>
+          <w:szCs w:val="24"/>
+        </w:rPr>
+        <w:t xml:space="preserve"> </w:t>
+      </w:r>
+      <w:r>
+        <w:rPr>
+          <w:rFonts w:ascii="Times New Roman" w:hAnsi="Times New Roman" w:cs="Times New Roman"/>
+          <w:color w:val="000000"/>
+          <w:sz w:val="24"/>
+          <w:szCs w:val="24"/>
+        </w:rPr>
+        <w:t>Times New Roman font</w:t>
+      </w:r>
+      <w:r>
+        <w:rPr>
+          <w:rFonts w:ascii="Times New Roman" w:hAnsi="Times New Roman" w:cs="Times New Roman"/>
+          <w:sz w:val="24"/>
+          <w:szCs w:val="24"/>
+        </w:rPr>
+        <w:t xml:space="preserve">, </w:t>
+      </w:r>
+      <w:r>
+        <w:rPr>
+          <w:rFonts w:ascii="Times New Roman" w:hAnsi="Times New Roman" w:cs="Times New Roman"/>
+          <w:color w:val="000000"/>
+          <w:sz w:val="24"/>
+          <w:szCs w:val="24"/>
+        </w:rPr>
+        <w:t xml:space="preserve">12pt </w:t>
+      </w:r>
+      <w:r>
+        <w:rPr>
+          <w:rFonts w:ascii="Times New Roman" w:hAnsi="Times New Roman" w:cs="Times New Roman"/>
+          <w:color w:val="000000"/>
+          <w:sz w:val="24"/>
+          <w:szCs w:val="24"/>
+        </w:rPr>
+        <w:t xml:space="preserve">font </w:t>
+      </w:r>
+      <w:r>
+        <w:rPr>
+          <w:rFonts w:ascii="Times New Roman" w:hAnsi="Times New Roman" w:cs="Times New Roman"/>
+          <w:color w:val="000000"/>
+          <w:sz w:val="24"/>
+          <w:szCs w:val="24"/>
+        </w:rPr>
+        <w:t>script</w:t>
+      </w:r>
+      <w:r>
+        <w:rPr>
+          <w:rFonts w:ascii="Times New Roman" w:hAnsi="Times New Roman" w:cs="Times New Roman"/>
+          <w:color w:val="000000"/>
+          <w:sz w:val="24"/>
+          <w:szCs w:val="24"/>
+        </w:rPr>
+        <w:t xml:space="preserve"> with 1.5 line spacing and justified alignment</w:t>
+      </w:r>
+      <w:r>
+        <w:rPr>
+          <w:rFonts w:ascii="Times New Roman" w:hAnsi="Times New Roman" w:cs="Times New Roman"/>
+          <w:sz w:val="24"/>
+          <w:szCs w:val="24"/>
+        </w:rPr>
+        <w:t xml:space="preserve">. </w:t>
+      </w:r>
+      <w:r>
+        <w:rPr>
+          <w:rFonts w:ascii="Times New Roman" w:hAnsi="Times New Roman" w:cs="Times New Roman"/>
+          <w:sz w:val="24"/>
+          <w:szCs w:val="24"/>
+        </w:rPr>
+        <w:t xml:space="preserve">Authors should avoid including tables, references, or citations in the abstract. Inclusion of one or two figures is permitted only if they are essential for illustrating key results. </w:t>
+      </w:r>
     </w:p>
     <w:p>
       <w:pPr>
@@ -826,21 +889,14 @@
           <w:rFonts w:ascii="Times New Roman" w:hAnsi="Times New Roman" w:cs="Times New Roman"/>
           <w:color w:val="000000"/>
         </w:rPr>
-        <w:t xml:space="preserve"> and separated by commas. Ensure that the first letter of each keyword is capitalized. </w:t>
-      </w:r>
-      <w:r>
-        <w:rPr>
-          <w:rFonts w:ascii="Times New Roman" w:hAnsi="Times New Roman" w:cs="Times New Roman"/>
-          <w:color w:val="000000"/>
-        </w:rPr>
-        <w:t xml:space="preserve"> </w:t>
-      </w:r>
-      <w:r>
-        <w:rPr>
-          <w:rFonts w:ascii="Times New Roman" w:hAnsi="Times New Roman" w:cs="Times New Roman"/>
-          <w:color w:val="000000"/>
-        </w:rPr>
-        <w:t>capitalized.</w:t>
+        <w:t xml:space="preserve"> and separated by commas. Ensure that the first letter of each keyword is capitalized</w:t>
+      </w:r>
+      <w:r>
+        <w:rPr>
+          <w:rFonts w:ascii="Times New Roman" w:hAnsi="Times New Roman" w:cs="Times New Roman"/>
+          <w:color w:val="000000"/>
+        </w:rPr>
+        <w:t>.</w:t>
       </w:r>
     </w:p>
     <w:p>
@@ -2287,6 +2343,18 @@
       <w:lang w:eastAsia="en-GB"/>
     </w:rPr>
   </w:style>
+  <w:style w:type="character" w:styleId="FollowedHyperlink">
+    <w:name w:val="FollowedHyperlink"/>
+    <w:basedOn w:val="DefaultParagraphFont"/>
+    <w:uiPriority w:val="99"/>
+    <w:semiHidden/>
+    <w:unhideWhenUsed/>
+    <w:rsid w:val="007A5C36"/>
+    <w:rPr>
+      <w:color w:val="800080" w:themeColor="followedHyperlink"/>
+      <w:u w:val="single"/>
+    </w:rPr>
+  </w:style>
 </w:styles>
 </file>
 

--- a/docs/Abstract_Template_ICAPST.docx
+++ b/docs/Abstract_Template_ICAPST.docx
@@ -96,40 +96,22 @@
         <w:autoSpaceDN w:val="0"/>
         <w:adjustRightInd w:val="0"/>
         <w:spacing w:after="0"/>
-        <w:jc w:val="both"/>
-        <w:rPr>
-          <w:rFonts w:ascii="Times New Roman" w:hAnsi="Times New Roman" w:cs="Times New Roman"/>
-          <w:color w:val="000000"/>
-          <w:sz w:val="24"/>
-          <w:szCs w:val="24"/>
-        </w:rPr>
-      </w:pPr>
-      <w:r>
-        <w:rPr>
-          <w:rFonts w:ascii="Times New Roman" w:hAnsi="Times New Roman" w:cs="Times New Roman"/>
-          <w:color w:val="000000"/>
-          <w:sz w:val="24"/>
-          <w:szCs w:val="24"/>
-        </w:rPr>
-        <w:t xml:space="preserve">First Author (Initial. </w:t>
-      </w:r>
-      <w:r>
-        <w:rPr>
-          <w:rFonts w:ascii="Times New Roman" w:hAnsi="Times New Roman" w:cs="Times New Roman"/>
-          <w:color w:val="000000"/>
-          <w:sz w:val="24"/>
-          <w:szCs w:val="24"/>
-        </w:rPr>
-        <w:t>N</w:t>
-      </w:r>
-      <w:r>
-        <w:rPr>
-          <w:rFonts w:ascii="Times New Roman" w:hAnsi="Times New Roman" w:cs="Times New Roman"/>
-          <w:color w:val="000000"/>
-          <w:sz w:val="24"/>
-          <w:szCs w:val="24"/>
-        </w:rPr>
-        <w:t>ame)</w:t>
+        <w:jc w:val="center"/>
+        <w:rPr>
+          <w:rFonts w:ascii="Times New Roman" w:hAnsi="Times New Roman" w:cs="Times New Roman"/>
+          <w:color w:val="000000"/>
+          <w:sz w:val="24"/>
+          <w:szCs w:val="24"/>
+        </w:rPr>
+      </w:pPr>
+      <w:r>
+        <w:rPr>
+          <w:rFonts w:ascii="Times New Roman" w:hAnsi="Times New Roman" w:cs="Times New Roman"/>
+          <w:color w:val="000000"/>
+          <w:sz w:val="24"/>
+          <w:szCs w:val="24"/>
+        </w:rPr>
+        <w:t>First Author</w:t>
       </w:r>
       <w:r>
         <w:rPr>
@@ -158,17 +140,7 @@
           <w:sz w:val="24"/>
           <w:szCs w:val="24"/>
         </w:rPr>
-        <w:t xml:space="preserve">, Second </w:t>
-      </w:r>
-      <w:proofErr w:type="spellStart"/>
-      <w:r>
-        <w:rPr>
-          <w:rFonts w:ascii="Times New Roman" w:hAnsi="Times New Roman" w:cs="Times New Roman"/>
-          <w:color w:val="000000"/>
-          <w:sz w:val="24"/>
-          <w:szCs w:val="24"/>
-        </w:rPr>
-        <w:t>Author</w:t>
+        <w:t>, Second Author</w:t>
       </w:r>
       <w:r>
         <w:rPr>
@@ -180,25 +152,14 @@
         </w:rPr>
         <w:t>b</w:t>
       </w:r>
-      <w:proofErr w:type="spellEnd"/>
-      <w:r>
-        <w:rPr>
-          <w:rFonts w:ascii="Times New Roman" w:hAnsi="Times New Roman" w:cs="Times New Roman"/>
-          <w:color w:val="000000"/>
-          <w:sz w:val="24"/>
-          <w:szCs w:val="24"/>
-        </w:rPr>
-        <w:t xml:space="preserve">, Third </w:t>
-      </w:r>
-      <w:proofErr w:type="spellStart"/>
-      <w:r>
-        <w:rPr>
-          <w:rFonts w:ascii="Times New Roman" w:hAnsi="Times New Roman" w:cs="Times New Roman"/>
-          <w:color w:val="000000"/>
-          <w:sz w:val="24"/>
-          <w:szCs w:val="24"/>
-        </w:rPr>
-        <w:t>Author</w:t>
+      <w:r>
+        <w:rPr>
+          <w:rFonts w:ascii="Times New Roman" w:hAnsi="Times New Roman" w:cs="Times New Roman"/>
+          <w:color w:val="000000"/>
+          <w:sz w:val="24"/>
+          <w:szCs w:val="24"/>
+        </w:rPr>
+        <w:t>, Third Author</w:t>
       </w:r>
       <w:r>
         <w:rPr>
@@ -210,7 +171,6 @@
         </w:rPr>
         <w:t>c</w:t>
       </w:r>
-      <w:proofErr w:type="spellEnd"/>
       <w:r>
         <w:rPr>
           <w:rFonts w:ascii="Times New Roman" w:hAnsi="Times New Roman" w:cs="Times New Roman"/>

--- a/docs/Abstract_Template_ICAPST.docx
+++ b/docs/Abstract_Template_ICAPST.docx
@@ -7,7 +7,7 @@
         <w:autoSpaceDE w:val="0"/>
         <w:autoSpaceDN w:val="0"/>
         <w:adjustRightInd w:val="0"/>
-        <w:spacing w:after="0"/>
+        <w:spacing w:after="0" w:line="240" w:lineRule="auto"/>
         <w:rPr>
           <w:rFonts w:ascii="Times New Roman" w:hAnsi="Times New Roman" w:cs="Times New Roman"/>
           <w:b/>
@@ -23,7 +23,7 @@
         <w:autoSpaceDE w:val="0"/>
         <w:autoSpaceDN w:val="0"/>
         <w:adjustRightInd w:val="0"/>
-        <w:spacing w:after="0"/>
+        <w:spacing w:after="0" w:line="240" w:lineRule="auto"/>
         <w:jc w:val="center"/>
         <w:rPr>
           <w:rFonts w:ascii="Times New Roman" w:hAnsi="Times New Roman" w:cs="Times New Roman"/>
@@ -95,7 +95,7 @@
         <w:autoSpaceDE w:val="0"/>
         <w:autoSpaceDN w:val="0"/>
         <w:adjustRightInd w:val="0"/>
-        <w:spacing w:after="0"/>
+        <w:spacing w:after="0" w:line="240" w:lineRule="auto"/>
         <w:jc w:val="center"/>
         <w:rPr>
           <w:rFonts w:ascii="Times New Roman" w:hAnsi="Times New Roman" w:cs="Times New Roman"/>
@@ -232,7 +232,7 @@
         <w:autoSpaceDE w:val="0"/>
         <w:autoSpaceDN w:val="0"/>
         <w:adjustRightInd w:val="0"/>
-        <w:spacing w:after="0"/>
+        <w:spacing w:after="0" w:line="240" w:lineRule="auto"/>
         <w:jc w:val="center"/>
         <w:rPr>
           <w:rFonts w:ascii="Times New Roman" w:hAnsi="Times New Roman" w:cs="Times New Roman"/>
@@ -312,7 +312,7 @@
         <w:autoSpaceDE w:val="0"/>
         <w:autoSpaceDN w:val="0"/>
         <w:adjustRightInd w:val="0"/>
-        <w:spacing w:after="0"/>
+        <w:spacing w:after="0" w:line="240" w:lineRule="auto"/>
         <w:jc w:val="center"/>
         <w:rPr>
           <w:rFonts w:ascii="Times New Roman" w:hAnsi="Times New Roman" w:cs="Times New Roman"/>
@@ -365,7 +365,7 @@
         <w:autoSpaceDE w:val="0"/>
         <w:autoSpaceDN w:val="0"/>
         <w:adjustRightInd w:val="0"/>
-        <w:spacing w:after="0"/>
+        <w:spacing w:after="0" w:line="240" w:lineRule="auto"/>
         <w:jc w:val="center"/>
         <w:rPr>
           <w:rFonts w:ascii="Times New Roman" w:hAnsi="Times New Roman" w:cs="Times New Roman"/>
@@ -426,7 +426,7 @@
         <w:autoSpaceDE w:val="0"/>
         <w:autoSpaceDN w:val="0"/>
         <w:adjustRightInd w:val="0"/>
-        <w:spacing w:after="0"/>
+        <w:spacing w:after="0" w:line="240" w:lineRule="auto"/>
         <w:jc w:val="center"/>
         <w:rPr>
           <w:rFonts w:ascii="Times New Roman" w:hAnsi="Times New Roman" w:cs="Times New Roman"/>
@@ -511,19 +511,18 @@
         <w:autoSpaceDE w:val="0"/>
         <w:autoSpaceDN w:val="0"/>
         <w:adjustRightInd w:val="0"/>
-        <w:spacing w:after="0"/>
+        <w:spacing w:after="0" w:line="240" w:lineRule="auto"/>
         <w:jc w:val="center"/>
         <w:rPr>
           <w:rFonts w:ascii="Times New Roman" w:hAnsi="Times New Roman" w:cs="Times New Roman"/>
           <w:i/>
           <w:iCs/>
-          <w:color w:val="000000"/>
         </w:rPr>
       </w:pPr>
     </w:p>
     <w:p>
       <w:pPr>
-        <w:spacing w:after="0" w:line="360" w:lineRule="auto"/>
+        <w:spacing w:after="0" w:line="240" w:lineRule="auto"/>
         <w:jc w:val="center"/>
         <w:rPr>
           <w:rFonts w:ascii="Times New Roman" w:hAnsi="Times New Roman" w:cs="Times New Roman"/>
@@ -550,11 +549,23 @@
     </w:p>
     <w:p>
       <w:pPr>
-        <w:spacing w:after="0" w:line="360" w:lineRule="auto"/>
+        <w:spacing w:after="0" w:line="240" w:lineRule="auto"/>
+        <w:jc w:val="center"/>
+        <w:rPr>
+          <w:rFonts w:ascii="Times New Roman" w:hAnsi="Times New Roman" w:cs="Times New Roman"/>
+          <w:b/>
+          <w:sz w:val="24"/>
+        </w:rPr>
+      </w:pPr>
+    </w:p>
+    <w:p>
+      <w:pPr>
+        <w:spacing w:after="0" w:line="240" w:lineRule="auto"/>
         <w:ind w:firstLine="720"/>
         <w:jc w:val="both"/>
         <w:rPr>
           <w:rFonts w:ascii="Times New Roman" w:hAnsi="Times New Roman" w:cs="Times New Roman"/>
+          <w:b/>
           <w:sz w:val="24"/>
           <w:szCs w:val="24"/>
         </w:rPr>
@@ -581,7 +592,7 @@
           <w:sz w:val="24"/>
           <w:szCs w:val="24"/>
         </w:rPr>
-        <w:t>25</w:t>
+        <w:t>2</w:t>
       </w:r>
       <w:r>
         <w:rPr>
@@ -597,6 +608,14 @@
           <w:sz w:val="24"/>
           <w:szCs w:val="24"/>
         </w:rPr>
+        <w:t>0</w:t>
+      </w:r>
+      <w:r>
+        <w:rPr>
+          <w:rFonts w:ascii="Times New Roman" w:hAnsi="Times New Roman" w:cs="Times New Roman"/>
+          <w:sz w:val="24"/>
+          <w:szCs w:val="24"/>
+        </w:rPr>
         <w:t xml:space="preserve"> words</w:t>
       </w:r>
       <w:r>
@@ -653,15 +672,55 @@
           <w:sz w:val="24"/>
           <w:szCs w:val="24"/>
         </w:rPr>
-        <w:t xml:space="preserve">, highlighting the principal findings and conclusions. </w:t>
-      </w:r>
-      <w:r>
-        <w:rPr>
-          <w:rFonts w:ascii="Times New Roman" w:hAnsi="Times New Roman" w:cs="Times New Roman"/>
-          <w:sz w:val="24"/>
-          <w:szCs w:val="24"/>
-        </w:rPr>
-        <w:t>It must be prepared in</w:t>
+        <w:t xml:space="preserve">, highlighting the principal findings and </w:t>
+      </w:r>
+      <w:r>
+        <w:rPr>
+          <w:rFonts w:ascii="Times New Roman" w:hAnsi="Times New Roman" w:cs="Times New Roman"/>
+          <w:sz w:val="24"/>
+          <w:szCs w:val="24"/>
+        </w:rPr>
+        <w:t xml:space="preserve">major </w:t>
+      </w:r>
+      <w:r>
+        <w:rPr>
+          <w:rFonts w:ascii="Times New Roman" w:hAnsi="Times New Roman" w:cs="Times New Roman"/>
+          <w:sz w:val="24"/>
+          <w:szCs w:val="24"/>
+        </w:rPr>
+        <w:t xml:space="preserve">conclusions. </w:t>
+      </w:r>
+      <w:r>
+        <w:rPr>
+          <w:rFonts w:ascii="Times New Roman" w:hAnsi="Times New Roman" w:cs="Times New Roman"/>
+          <w:sz w:val="24"/>
+          <w:szCs w:val="24"/>
+        </w:rPr>
+        <w:t xml:space="preserve">The abstract must be concise, informative, and written in clear academic language so as to reflect the novelty and significance of the research work. </w:t>
+      </w:r>
+      <w:r>
+        <w:rPr>
+          <w:rFonts w:ascii="Times New Roman" w:hAnsi="Times New Roman" w:cs="Times New Roman"/>
+          <w:sz w:val="24"/>
+          <w:szCs w:val="24"/>
+        </w:rPr>
+        <w:t xml:space="preserve">It </w:t>
+      </w:r>
+      <w:r>
+        <w:rPr>
+          <w:rFonts w:ascii="Times New Roman" w:hAnsi="Times New Roman" w:cs="Times New Roman"/>
+          <w:sz w:val="24"/>
+          <w:szCs w:val="24"/>
+        </w:rPr>
+        <w:t>should</w:t>
+      </w:r>
+      <w:r>
+        <w:rPr>
+          <w:rFonts w:ascii="Times New Roman" w:hAnsi="Times New Roman" w:cs="Times New Roman"/>
+          <w:sz w:val="24"/>
+          <w:szCs w:val="24"/>
+        </w:rPr>
+        <w:t xml:space="preserve"> be prepared in</w:t>
       </w:r>
       <w:r>
         <w:rPr>
@@ -722,7 +781,25 @@
           <w:sz w:val="24"/>
           <w:szCs w:val="24"/>
         </w:rPr>
-        <w:t xml:space="preserve"> with 1.5 line spacing and justified alignment</w:t>
+        <w:t xml:space="preserve"> with 1.</w:t>
+      </w:r>
+      <w:r>
+        <w:rPr>
+          <w:rFonts w:ascii="Times New Roman" w:hAnsi="Times New Roman" w:cs="Times New Roman"/>
+          <w:color w:val="000000"/>
+          <w:sz w:val="24"/>
+          <w:szCs w:val="24"/>
+        </w:rPr>
+        <w:t>0</w:t>
+      </w:r>
+      <w:r>
+        <w:rPr>
+          <w:rFonts w:ascii="Times New Roman" w:hAnsi="Times New Roman" w:cs="Times New Roman"/>
+          <w:color w:val="000000"/>
+          <w:sz w:val="24"/>
+          <w:szCs w:val="24"/>
+        </w:rPr>
+        <w:t xml:space="preserve"> line spacing and justified alignment</w:t>
       </w:r>
       <w:r>
         <w:rPr>
@@ -738,7 +815,87 @@
           <w:sz w:val="24"/>
           <w:szCs w:val="24"/>
         </w:rPr>
-        <w:t xml:space="preserve">Authors should avoid including tables, references, or citations in the abstract. Inclusion of one or two figures is permitted only if they are essential for illustrating key results. </w:t>
+        <w:t>Authors should avoid including tables, references, or citations in the abstract. Inclusion of one or two figures is permitted only if they are essential for illustrating key results.</w:t>
+      </w:r>
+      <w:r>
+        <w:rPr>
+          <w:rFonts w:ascii="Times New Roman" w:hAnsi="Times New Roman" w:cs="Times New Roman"/>
+          <w:sz w:val="24"/>
+          <w:szCs w:val="24"/>
+        </w:rPr>
+        <w:t xml:space="preserve"> </w:t>
+      </w:r>
+      <w:r>
+        <w:rPr>
+          <w:rFonts w:ascii="Times New Roman" w:hAnsi="Times New Roman" w:cs="Times New Roman"/>
+          <w:sz w:val="24"/>
+          <w:szCs w:val="24"/>
+        </w:rPr>
+        <w:t>Authors are required to ensure that their manuscripts strictly follow the conference formatting guidelines and are submitted under the appropriate conference track.</w:t>
+      </w:r>
+    </w:p>
+    <w:p>
+      <w:pPr>
+        <w:spacing w:after="0" w:line="240" w:lineRule="auto"/>
+        <w:ind w:firstLine="720"/>
+        <w:jc w:val="both"/>
+        <w:rPr>
+          <w:rFonts w:ascii="Times New Roman" w:hAnsi="Times New Roman" w:cs="Times New Roman"/>
+          <w:sz w:val="24"/>
+          <w:szCs w:val="24"/>
+        </w:rPr>
+      </w:pPr>
+      <w:r>
+        <w:rPr>
+          <w:rFonts w:ascii="Times New Roman" w:eastAsia="Times New Roman" w:hAnsi="Times New Roman" w:cs="Times New Roman"/>
+          <w:color w:val="000000"/>
+          <w:sz w:val="24"/>
+          <w:szCs w:val="24"/>
+          <w:lang w:eastAsia="en-GB"/>
+        </w:rPr>
+        <w:t>Submissions must be original and free from plagiarism (similarity index below 10%).</w:t>
+      </w:r>
+      <w:r>
+        <w:rPr>
+          <w:rFonts w:ascii="Times New Roman" w:eastAsia="Times New Roman" w:hAnsi="Times New Roman" w:cs="Times New Roman"/>
+          <w:color w:val="000000"/>
+          <w:sz w:val="24"/>
+          <w:szCs w:val="24"/>
+          <w:lang w:eastAsia="en-GB"/>
+        </w:rPr>
+        <w:t xml:space="preserve"> </w:t>
+      </w:r>
+      <w:r>
+        <w:rPr>
+          <w:rFonts w:ascii="Times New Roman" w:hAnsi="Times New Roman" w:cs="Times New Roman"/>
+          <w:sz w:val="24"/>
+          <w:szCs w:val="24"/>
+        </w:rPr>
+        <w:t>Each submitted manuscript will undergo a peer-review process conducted by experts in the relevant field. The review process is expected to take approximately 15–2</w:t>
+      </w:r>
+      <w:r>
+        <w:rPr>
+          <w:rFonts w:ascii="Times New Roman" w:hAnsi="Times New Roman" w:cs="Times New Roman"/>
+          <w:sz w:val="24"/>
+          <w:szCs w:val="24"/>
+        </w:rPr>
+        <w:t>5</w:t>
+      </w:r>
+      <w:r>
+        <w:rPr>
+          <w:rFonts w:ascii="Times New Roman" w:hAnsi="Times New Roman" w:cs="Times New Roman"/>
+          <w:sz w:val="24"/>
+          <w:szCs w:val="24"/>
+        </w:rPr>
+        <w:t xml:space="preserve"> days, after which the authors will be notified regarding acceptance, revision, or rejection of their paper. Authors of accepted papers will be required to complete the registration process within the stipulated deadline for inclusion in the conference programme and proceedings</w:t>
+      </w:r>
+      <w:r>
+        <w:rPr>
+          <w:rFonts w:ascii="Times New Roman" w:hAnsi="Times New Roman" w:cs="Times New Roman"/>
+          <w:sz w:val="24"/>
+          <w:szCs w:val="24"/>
+        </w:rPr>
+        <w:t>.</w:t>
       </w:r>
     </w:p>
     <w:p>
@@ -746,7 +903,21 @@
         <w:autoSpaceDE w:val="0"/>
         <w:autoSpaceDN w:val="0"/>
         <w:adjustRightInd w:val="0"/>
-        <w:spacing w:after="0" w:line="360" w:lineRule="auto"/>
+        <w:spacing w:after="0" w:line="240" w:lineRule="auto"/>
+        <w:jc w:val="both"/>
+        <w:rPr>
+          <w:rFonts w:ascii="Times New Roman" w:hAnsi="Times New Roman" w:cs="Times New Roman"/>
+          <w:sz w:val="24"/>
+          <w:szCs w:val="24"/>
+        </w:rPr>
+      </w:pPr>
+    </w:p>
+    <w:p>
+      <w:pPr>
+        <w:autoSpaceDE w:val="0"/>
+        <w:autoSpaceDN w:val="0"/>
+        <w:adjustRightInd w:val="0"/>
+        <w:spacing w:after="0" w:line="240" w:lineRule="auto"/>
         <w:jc w:val="both"/>
         <w:rPr>
           <w:rFonts w:ascii="Times New Roman" w:hAnsi="Times New Roman" w:cs="Times New Roman"/>
@@ -899,7 +1070,6 @@
         <w:autoSpaceDN w:val="0"/>
         <w:adjustRightInd w:val="0"/>
         <w:spacing w:after="0" w:line="360" w:lineRule="auto"/>
-        <w:ind w:left="567" w:hanging="540"/>
         <w:jc w:val="both"/>
         <w:rPr>
           <w:rFonts w:ascii="Times New Roman" w:hAnsi="Times New Roman" w:cs="Times New Roman"/>
@@ -1150,6 +1320,155 @@
     </w:lvl>
   </w:abstractNum>
   <w:abstractNum w:abstractNumId="2" w15:restartNumberingAfterBreak="0">
+    <w:nsid w:val="3F5A26B3"/>
+    <w:multiLevelType w:val="multilevel"/>
+    <w:tmpl w:val="9994390E"/>
+    <w:lvl w:ilvl="0">
+      <w:start w:val="1"/>
+      <w:numFmt w:val="bullet"/>
+      <w:lvlText w:val=""/>
+      <w:lvlJc w:val="left"/>
+      <w:pPr>
+        <w:tabs>
+          <w:tab w:val="num" w:pos="720"/>
+        </w:tabs>
+        <w:ind w:left="720" w:hanging="360"/>
+      </w:pPr>
+      <w:rPr>
+        <w:rFonts w:ascii="Symbol" w:hAnsi="Symbol" w:hint="default"/>
+        <w:sz w:val="20"/>
+      </w:rPr>
+    </w:lvl>
+    <w:lvl w:ilvl="1" w:tentative="1">
+      <w:start w:val="1"/>
+      <w:numFmt w:val="bullet"/>
+      <w:lvlText w:val="o"/>
+      <w:lvlJc w:val="left"/>
+      <w:pPr>
+        <w:tabs>
+          <w:tab w:val="num" w:pos="1440"/>
+        </w:tabs>
+        <w:ind w:left="1440" w:hanging="360"/>
+      </w:pPr>
+      <w:rPr>
+        <w:rFonts w:ascii="Courier New" w:hAnsi="Courier New" w:hint="default"/>
+        <w:sz w:val="20"/>
+      </w:rPr>
+    </w:lvl>
+    <w:lvl w:ilvl="2" w:tentative="1">
+      <w:start w:val="1"/>
+      <w:numFmt w:val="bullet"/>
+      <w:lvlText w:val=""/>
+      <w:lvlJc w:val="left"/>
+      <w:pPr>
+        <w:tabs>
+          <w:tab w:val="num" w:pos="2160"/>
+        </w:tabs>
+        <w:ind w:left="2160" w:hanging="360"/>
+      </w:pPr>
+      <w:rPr>
+        <w:rFonts w:ascii="Wingdings" w:hAnsi="Wingdings" w:hint="default"/>
+        <w:sz w:val="20"/>
+      </w:rPr>
+    </w:lvl>
+    <w:lvl w:ilvl="3" w:tentative="1">
+      <w:start w:val="1"/>
+      <w:numFmt w:val="bullet"/>
+      <w:lvlText w:val=""/>
+      <w:lvlJc w:val="left"/>
+      <w:pPr>
+        <w:tabs>
+          <w:tab w:val="num" w:pos="2880"/>
+        </w:tabs>
+        <w:ind w:left="2880" w:hanging="360"/>
+      </w:pPr>
+      <w:rPr>
+        <w:rFonts w:ascii="Wingdings" w:hAnsi="Wingdings" w:hint="default"/>
+        <w:sz w:val="20"/>
+      </w:rPr>
+    </w:lvl>
+    <w:lvl w:ilvl="4" w:tentative="1">
+      <w:start w:val="1"/>
+      <w:numFmt w:val="bullet"/>
+      <w:lvlText w:val=""/>
+      <w:lvlJc w:val="left"/>
+      <w:pPr>
+        <w:tabs>
+          <w:tab w:val="num" w:pos="3600"/>
+        </w:tabs>
+        <w:ind w:left="3600" w:hanging="360"/>
+      </w:pPr>
+      <w:rPr>
+        <w:rFonts w:ascii="Wingdings" w:hAnsi="Wingdings" w:hint="default"/>
+        <w:sz w:val="20"/>
+      </w:rPr>
+    </w:lvl>
+    <w:lvl w:ilvl="5" w:tentative="1">
+      <w:start w:val="1"/>
+      <w:numFmt w:val="bullet"/>
+      <w:lvlText w:val=""/>
+      <w:lvlJc w:val="left"/>
+      <w:pPr>
+        <w:tabs>
+          <w:tab w:val="num" w:pos="4320"/>
+        </w:tabs>
+        <w:ind w:left="4320" w:hanging="360"/>
+      </w:pPr>
+      <w:rPr>
+        <w:rFonts w:ascii="Wingdings" w:hAnsi="Wingdings" w:hint="default"/>
+        <w:sz w:val="20"/>
+      </w:rPr>
+    </w:lvl>
+    <w:lvl w:ilvl="6" w:tentative="1">
+      <w:start w:val="1"/>
+      <w:numFmt w:val="bullet"/>
+      <w:lvlText w:val=""/>
+      <w:lvlJc w:val="left"/>
+      <w:pPr>
+        <w:tabs>
+          <w:tab w:val="num" w:pos="5040"/>
+        </w:tabs>
+        <w:ind w:left="5040" w:hanging="360"/>
+      </w:pPr>
+      <w:rPr>
+        <w:rFonts w:ascii="Wingdings" w:hAnsi="Wingdings" w:hint="default"/>
+        <w:sz w:val="20"/>
+      </w:rPr>
+    </w:lvl>
+    <w:lvl w:ilvl="7" w:tentative="1">
+      <w:start w:val="1"/>
+      <w:numFmt w:val="bullet"/>
+      <w:lvlText w:val=""/>
+      <w:lvlJc w:val="left"/>
+      <w:pPr>
+        <w:tabs>
+          <w:tab w:val="num" w:pos="5760"/>
+        </w:tabs>
+        <w:ind w:left="5760" w:hanging="360"/>
+      </w:pPr>
+      <w:rPr>
+        <w:rFonts w:ascii="Wingdings" w:hAnsi="Wingdings" w:hint="default"/>
+        <w:sz w:val="20"/>
+      </w:rPr>
+    </w:lvl>
+    <w:lvl w:ilvl="8" w:tentative="1">
+      <w:start w:val="1"/>
+      <w:numFmt w:val="bullet"/>
+      <w:lvlText w:val=""/>
+      <w:lvlJc w:val="left"/>
+      <w:pPr>
+        <w:tabs>
+          <w:tab w:val="num" w:pos="6480"/>
+        </w:tabs>
+        <w:ind w:left="6480" w:hanging="360"/>
+      </w:pPr>
+      <w:rPr>
+        <w:rFonts w:ascii="Wingdings" w:hAnsi="Wingdings" w:hint="default"/>
+        <w:sz w:val="20"/>
+      </w:rPr>
+    </w:lvl>
+  </w:abstractNum>
+  <w:abstractNum w:abstractNumId="3" w15:restartNumberingAfterBreak="0">
     <w:nsid w:val="41BE5984"/>
     <w:multiLevelType w:val="hybridMultilevel"/>
     <w:tmpl w:val="BF9E8720"/>
@@ -1262,7 +1581,7 @@
       </w:rPr>
     </w:lvl>
   </w:abstractNum>
-  <w:abstractNum w:abstractNumId="3" w15:restartNumberingAfterBreak="0">
+  <w:abstractNum w:abstractNumId="4" w15:restartNumberingAfterBreak="0">
     <w:nsid w:val="46FA1B44"/>
     <w:multiLevelType w:val="multilevel"/>
     <w:tmpl w:val="F0BE62FC"/>
@@ -1402,7 +1721,7 @@
       </w:rPr>
     </w:lvl>
   </w:abstractNum>
-  <w:abstractNum w:abstractNumId="4" w15:restartNumberingAfterBreak="0">
+  <w:abstractNum w:abstractNumId="5" w15:restartNumberingAfterBreak="0">
     <w:nsid w:val="4CE413E0"/>
     <w:multiLevelType w:val="hybridMultilevel"/>
     <w:tmpl w:val="483C9CEE"/>
@@ -1542,7 +1861,156 @@
       </w:rPr>
     </w:lvl>
   </w:abstractNum>
-  <w:abstractNum w:abstractNumId="5" w15:restartNumberingAfterBreak="0">
+  <w:abstractNum w:abstractNumId="6" w15:restartNumberingAfterBreak="0">
+    <w:nsid w:val="4D7D73B1"/>
+    <w:multiLevelType w:val="multilevel"/>
+    <w:tmpl w:val="62245A5A"/>
+    <w:lvl w:ilvl="0">
+      <w:start w:val="1"/>
+      <w:numFmt w:val="bullet"/>
+      <w:lvlText w:val=""/>
+      <w:lvlJc w:val="left"/>
+      <w:pPr>
+        <w:tabs>
+          <w:tab w:val="num" w:pos="720"/>
+        </w:tabs>
+        <w:ind w:left="720" w:hanging="360"/>
+      </w:pPr>
+      <w:rPr>
+        <w:rFonts w:ascii="Symbol" w:hAnsi="Symbol" w:hint="default"/>
+        <w:sz w:val="20"/>
+      </w:rPr>
+    </w:lvl>
+    <w:lvl w:ilvl="1" w:tentative="1">
+      <w:start w:val="1"/>
+      <w:numFmt w:val="bullet"/>
+      <w:lvlText w:val="o"/>
+      <w:lvlJc w:val="left"/>
+      <w:pPr>
+        <w:tabs>
+          <w:tab w:val="num" w:pos="1440"/>
+        </w:tabs>
+        <w:ind w:left="1440" w:hanging="360"/>
+      </w:pPr>
+      <w:rPr>
+        <w:rFonts w:ascii="Courier New" w:hAnsi="Courier New" w:hint="default"/>
+        <w:sz w:val="20"/>
+      </w:rPr>
+    </w:lvl>
+    <w:lvl w:ilvl="2" w:tentative="1">
+      <w:start w:val="1"/>
+      <w:numFmt w:val="bullet"/>
+      <w:lvlText w:val=""/>
+      <w:lvlJc w:val="left"/>
+      <w:pPr>
+        <w:tabs>
+          <w:tab w:val="num" w:pos="2160"/>
+        </w:tabs>
+        <w:ind w:left="2160" w:hanging="360"/>
+      </w:pPr>
+      <w:rPr>
+        <w:rFonts w:ascii="Wingdings" w:hAnsi="Wingdings" w:hint="default"/>
+        <w:sz w:val="20"/>
+      </w:rPr>
+    </w:lvl>
+    <w:lvl w:ilvl="3" w:tentative="1">
+      <w:start w:val="1"/>
+      <w:numFmt w:val="bullet"/>
+      <w:lvlText w:val=""/>
+      <w:lvlJc w:val="left"/>
+      <w:pPr>
+        <w:tabs>
+          <w:tab w:val="num" w:pos="2880"/>
+        </w:tabs>
+        <w:ind w:left="2880" w:hanging="360"/>
+      </w:pPr>
+      <w:rPr>
+        <w:rFonts w:ascii="Wingdings" w:hAnsi="Wingdings" w:hint="default"/>
+        <w:sz w:val="20"/>
+      </w:rPr>
+    </w:lvl>
+    <w:lvl w:ilvl="4" w:tentative="1">
+      <w:start w:val="1"/>
+      <w:numFmt w:val="bullet"/>
+      <w:lvlText w:val=""/>
+      <w:lvlJc w:val="left"/>
+      <w:pPr>
+        <w:tabs>
+          <w:tab w:val="num" w:pos="3600"/>
+        </w:tabs>
+        <w:ind w:left="3600" w:hanging="360"/>
+      </w:pPr>
+      <w:rPr>
+        <w:rFonts w:ascii="Wingdings" w:hAnsi="Wingdings" w:hint="default"/>
+        <w:sz w:val="20"/>
+      </w:rPr>
+    </w:lvl>
+    <w:lvl w:ilvl="5" w:tentative="1">
+      <w:start w:val="1"/>
+      <w:numFmt w:val="bullet"/>
+      <w:lvlText w:val=""/>
+      <w:lvlJc w:val="left"/>
+      <w:pPr>
+        <w:tabs>
+          <w:tab w:val="num" w:pos="4320"/>
+        </w:tabs>
+        <w:ind w:left="4320" w:hanging="360"/>
+      </w:pPr>
+      <w:rPr>
+        <w:rFonts w:ascii="Wingdings" w:hAnsi="Wingdings" w:hint="default"/>
+        <w:sz w:val="20"/>
+      </w:rPr>
+    </w:lvl>
+    <w:lvl w:ilvl="6" w:tentative="1">
+      <w:start w:val="1"/>
+      <w:numFmt w:val="bullet"/>
+      <w:lvlText w:val=""/>
+      <w:lvlJc w:val="left"/>
+      <w:pPr>
+        <w:tabs>
+          <w:tab w:val="num" w:pos="5040"/>
+        </w:tabs>
+        <w:ind w:left="5040" w:hanging="360"/>
+      </w:pPr>
+      <w:rPr>
+        <w:rFonts w:ascii="Wingdings" w:hAnsi="Wingdings" w:hint="default"/>
+        <w:sz w:val="20"/>
+      </w:rPr>
+    </w:lvl>
+    <w:lvl w:ilvl="7" w:tentative="1">
+      <w:start w:val="1"/>
+      <w:numFmt w:val="bullet"/>
+      <w:lvlText w:val=""/>
+      <w:lvlJc w:val="left"/>
+      <w:pPr>
+        <w:tabs>
+          <w:tab w:val="num" w:pos="5760"/>
+        </w:tabs>
+        <w:ind w:left="5760" w:hanging="360"/>
+      </w:pPr>
+      <w:rPr>
+        <w:rFonts w:ascii="Wingdings" w:hAnsi="Wingdings" w:hint="default"/>
+        <w:sz w:val="20"/>
+      </w:rPr>
+    </w:lvl>
+    <w:lvl w:ilvl="8" w:tentative="1">
+      <w:start w:val="1"/>
+      <w:numFmt w:val="bullet"/>
+      <w:lvlText w:val=""/>
+      <w:lvlJc w:val="left"/>
+      <w:pPr>
+        <w:tabs>
+          <w:tab w:val="num" w:pos="6480"/>
+        </w:tabs>
+        <w:ind w:left="6480" w:hanging="360"/>
+      </w:pPr>
+      <w:rPr>
+        <w:rFonts w:ascii="Wingdings" w:hAnsi="Wingdings" w:hint="default"/>
+        <w:sz w:val="20"/>
+      </w:rPr>
+    </w:lvl>
+  </w:abstractNum>
+  <w:abstractNum w:abstractNumId="7" w15:restartNumberingAfterBreak="0">
     <w:nsid w:val="55B66E6E"/>
     <w:multiLevelType w:val="multilevel"/>
     <w:tmpl w:val="8DE043E4"/>
@@ -1691,7 +2159,7 @@
       </w:rPr>
     </w:lvl>
   </w:abstractNum>
-  <w:abstractNum w:abstractNumId="6" w15:restartNumberingAfterBreak="0">
+  <w:abstractNum w:abstractNumId="8" w15:restartNumberingAfterBreak="0">
     <w:nsid w:val="5EFA76DC"/>
     <w:multiLevelType w:val="hybridMultilevel"/>
     <w:tmpl w:val="6CE03434"/>
@@ -1781,26 +2249,336 @@
       </w:pPr>
     </w:lvl>
   </w:abstractNum>
+  <w:abstractNum w:abstractNumId="9" w15:restartNumberingAfterBreak="0">
+    <w:nsid w:val="663C61E7"/>
+    <w:multiLevelType w:val="multilevel"/>
+    <w:tmpl w:val="56CC3524"/>
+    <w:lvl w:ilvl="0">
+      <w:start w:val="1"/>
+      <w:numFmt w:val="bullet"/>
+      <w:lvlText w:val=""/>
+      <w:lvlJc w:val="left"/>
+      <w:pPr>
+        <w:tabs>
+          <w:tab w:val="num" w:pos="720"/>
+        </w:tabs>
+        <w:ind w:left="720" w:hanging="360"/>
+      </w:pPr>
+      <w:rPr>
+        <w:rFonts w:ascii="Symbol" w:hAnsi="Symbol" w:hint="default"/>
+        <w:sz w:val="20"/>
+      </w:rPr>
+    </w:lvl>
+    <w:lvl w:ilvl="1" w:tentative="1">
+      <w:start w:val="1"/>
+      <w:numFmt w:val="bullet"/>
+      <w:lvlText w:val="o"/>
+      <w:lvlJc w:val="left"/>
+      <w:pPr>
+        <w:tabs>
+          <w:tab w:val="num" w:pos="1440"/>
+        </w:tabs>
+        <w:ind w:left="1440" w:hanging="360"/>
+      </w:pPr>
+      <w:rPr>
+        <w:rFonts w:ascii="Courier New" w:hAnsi="Courier New" w:hint="default"/>
+        <w:sz w:val="20"/>
+      </w:rPr>
+    </w:lvl>
+    <w:lvl w:ilvl="2" w:tentative="1">
+      <w:start w:val="1"/>
+      <w:numFmt w:val="bullet"/>
+      <w:lvlText w:val=""/>
+      <w:lvlJc w:val="left"/>
+      <w:pPr>
+        <w:tabs>
+          <w:tab w:val="num" w:pos="2160"/>
+        </w:tabs>
+        <w:ind w:left="2160" w:hanging="360"/>
+      </w:pPr>
+      <w:rPr>
+        <w:rFonts w:ascii="Wingdings" w:hAnsi="Wingdings" w:hint="default"/>
+        <w:sz w:val="20"/>
+      </w:rPr>
+    </w:lvl>
+    <w:lvl w:ilvl="3" w:tentative="1">
+      <w:start w:val="1"/>
+      <w:numFmt w:val="bullet"/>
+      <w:lvlText w:val=""/>
+      <w:lvlJc w:val="left"/>
+      <w:pPr>
+        <w:tabs>
+          <w:tab w:val="num" w:pos="2880"/>
+        </w:tabs>
+        <w:ind w:left="2880" w:hanging="360"/>
+      </w:pPr>
+      <w:rPr>
+        <w:rFonts w:ascii="Wingdings" w:hAnsi="Wingdings" w:hint="default"/>
+        <w:sz w:val="20"/>
+      </w:rPr>
+    </w:lvl>
+    <w:lvl w:ilvl="4" w:tentative="1">
+      <w:start w:val="1"/>
+      <w:numFmt w:val="bullet"/>
+      <w:lvlText w:val=""/>
+      <w:lvlJc w:val="left"/>
+      <w:pPr>
+        <w:tabs>
+          <w:tab w:val="num" w:pos="3600"/>
+        </w:tabs>
+        <w:ind w:left="3600" w:hanging="360"/>
+      </w:pPr>
+      <w:rPr>
+        <w:rFonts w:ascii="Wingdings" w:hAnsi="Wingdings" w:hint="default"/>
+        <w:sz w:val="20"/>
+      </w:rPr>
+    </w:lvl>
+    <w:lvl w:ilvl="5" w:tentative="1">
+      <w:start w:val="1"/>
+      <w:numFmt w:val="bullet"/>
+      <w:lvlText w:val=""/>
+      <w:lvlJc w:val="left"/>
+      <w:pPr>
+        <w:tabs>
+          <w:tab w:val="num" w:pos="4320"/>
+        </w:tabs>
+        <w:ind w:left="4320" w:hanging="360"/>
+      </w:pPr>
+      <w:rPr>
+        <w:rFonts w:ascii="Wingdings" w:hAnsi="Wingdings" w:hint="default"/>
+        <w:sz w:val="20"/>
+      </w:rPr>
+    </w:lvl>
+    <w:lvl w:ilvl="6" w:tentative="1">
+      <w:start w:val="1"/>
+      <w:numFmt w:val="bullet"/>
+      <w:lvlText w:val=""/>
+      <w:lvlJc w:val="left"/>
+      <w:pPr>
+        <w:tabs>
+          <w:tab w:val="num" w:pos="5040"/>
+        </w:tabs>
+        <w:ind w:left="5040" w:hanging="360"/>
+      </w:pPr>
+      <w:rPr>
+        <w:rFonts w:ascii="Wingdings" w:hAnsi="Wingdings" w:hint="default"/>
+        <w:sz w:val="20"/>
+      </w:rPr>
+    </w:lvl>
+    <w:lvl w:ilvl="7" w:tentative="1">
+      <w:start w:val="1"/>
+      <w:numFmt w:val="bullet"/>
+      <w:lvlText w:val=""/>
+      <w:lvlJc w:val="left"/>
+      <w:pPr>
+        <w:tabs>
+          <w:tab w:val="num" w:pos="5760"/>
+        </w:tabs>
+        <w:ind w:left="5760" w:hanging="360"/>
+      </w:pPr>
+      <w:rPr>
+        <w:rFonts w:ascii="Wingdings" w:hAnsi="Wingdings" w:hint="default"/>
+        <w:sz w:val="20"/>
+      </w:rPr>
+    </w:lvl>
+    <w:lvl w:ilvl="8" w:tentative="1">
+      <w:start w:val="1"/>
+      <w:numFmt w:val="bullet"/>
+      <w:lvlText w:val=""/>
+      <w:lvlJc w:val="left"/>
+      <w:pPr>
+        <w:tabs>
+          <w:tab w:val="num" w:pos="6480"/>
+        </w:tabs>
+        <w:ind w:left="6480" w:hanging="360"/>
+      </w:pPr>
+      <w:rPr>
+        <w:rFonts w:ascii="Wingdings" w:hAnsi="Wingdings" w:hint="default"/>
+        <w:sz w:val="20"/>
+      </w:rPr>
+    </w:lvl>
+  </w:abstractNum>
+  <w:abstractNum w:abstractNumId="10" w15:restartNumberingAfterBreak="0">
+    <w:nsid w:val="78A8165B"/>
+    <w:multiLevelType w:val="multilevel"/>
+    <w:tmpl w:val="BC26AF1C"/>
+    <w:lvl w:ilvl="0">
+      <w:start w:val="1"/>
+      <w:numFmt w:val="bullet"/>
+      <w:lvlText w:val=""/>
+      <w:lvlJc w:val="left"/>
+      <w:pPr>
+        <w:tabs>
+          <w:tab w:val="num" w:pos="720"/>
+        </w:tabs>
+        <w:ind w:left="720" w:hanging="360"/>
+      </w:pPr>
+      <w:rPr>
+        <w:rFonts w:ascii="Symbol" w:hAnsi="Symbol" w:hint="default"/>
+        <w:sz w:val="20"/>
+      </w:rPr>
+    </w:lvl>
+    <w:lvl w:ilvl="1" w:tentative="1">
+      <w:start w:val="1"/>
+      <w:numFmt w:val="bullet"/>
+      <w:lvlText w:val="o"/>
+      <w:lvlJc w:val="left"/>
+      <w:pPr>
+        <w:tabs>
+          <w:tab w:val="num" w:pos="1440"/>
+        </w:tabs>
+        <w:ind w:left="1440" w:hanging="360"/>
+      </w:pPr>
+      <w:rPr>
+        <w:rFonts w:ascii="Courier New" w:hAnsi="Courier New" w:hint="default"/>
+        <w:sz w:val="20"/>
+      </w:rPr>
+    </w:lvl>
+    <w:lvl w:ilvl="2" w:tentative="1">
+      <w:start w:val="1"/>
+      <w:numFmt w:val="bullet"/>
+      <w:lvlText w:val=""/>
+      <w:lvlJc w:val="left"/>
+      <w:pPr>
+        <w:tabs>
+          <w:tab w:val="num" w:pos="2160"/>
+        </w:tabs>
+        <w:ind w:left="2160" w:hanging="360"/>
+      </w:pPr>
+      <w:rPr>
+        <w:rFonts w:ascii="Wingdings" w:hAnsi="Wingdings" w:hint="default"/>
+        <w:sz w:val="20"/>
+      </w:rPr>
+    </w:lvl>
+    <w:lvl w:ilvl="3" w:tentative="1">
+      <w:start w:val="1"/>
+      <w:numFmt w:val="bullet"/>
+      <w:lvlText w:val=""/>
+      <w:lvlJc w:val="left"/>
+      <w:pPr>
+        <w:tabs>
+          <w:tab w:val="num" w:pos="2880"/>
+        </w:tabs>
+        <w:ind w:left="2880" w:hanging="360"/>
+      </w:pPr>
+      <w:rPr>
+        <w:rFonts w:ascii="Wingdings" w:hAnsi="Wingdings" w:hint="default"/>
+        <w:sz w:val="20"/>
+      </w:rPr>
+    </w:lvl>
+    <w:lvl w:ilvl="4" w:tentative="1">
+      <w:start w:val="1"/>
+      <w:numFmt w:val="bullet"/>
+      <w:lvlText w:val=""/>
+      <w:lvlJc w:val="left"/>
+      <w:pPr>
+        <w:tabs>
+          <w:tab w:val="num" w:pos="3600"/>
+        </w:tabs>
+        <w:ind w:left="3600" w:hanging="360"/>
+      </w:pPr>
+      <w:rPr>
+        <w:rFonts w:ascii="Wingdings" w:hAnsi="Wingdings" w:hint="default"/>
+        <w:sz w:val="20"/>
+      </w:rPr>
+    </w:lvl>
+    <w:lvl w:ilvl="5" w:tentative="1">
+      <w:start w:val="1"/>
+      <w:numFmt w:val="bullet"/>
+      <w:lvlText w:val=""/>
+      <w:lvlJc w:val="left"/>
+      <w:pPr>
+        <w:tabs>
+          <w:tab w:val="num" w:pos="4320"/>
+        </w:tabs>
+        <w:ind w:left="4320" w:hanging="360"/>
+      </w:pPr>
+      <w:rPr>
+        <w:rFonts w:ascii="Wingdings" w:hAnsi="Wingdings" w:hint="default"/>
+        <w:sz w:val="20"/>
+      </w:rPr>
+    </w:lvl>
+    <w:lvl w:ilvl="6" w:tentative="1">
+      <w:start w:val="1"/>
+      <w:numFmt w:val="bullet"/>
+      <w:lvlText w:val=""/>
+      <w:lvlJc w:val="left"/>
+      <w:pPr>
+        <w:tabs>
+          <w:tab w:val="num" w:pos="5040"/>
+        </w:tabs>
+        <w:ind w:left="5040" w:hanging="360"/>
+      </w:pPr>
+      <w:rPr>
+        <w:rFonts w:ascii="Wingdings" w:hAnsi="Wingdings" w:hint="default"/>
+        <w:sz w:val="20"/>
+      </w:rPr>
+    </w:lvl>
+    <w:lvl w:ilvl="7" w:tentative="1">
+      <w:start w:val="1"/>
+      <w:numFmt w:val="bullet"/>
+      <w:lvlText w:val=""/>
+      <w:lvlJc w:val="left"/>
+      <w:pPr>
+        <w:tabs>
+          <w:tab w:val="num" w:pos="5760"/>
+        </w:tabs>
+        <w:ind w:left="5760" w:hanging="360"/>
+      </w:pPr>
+      <w:rPr>
+        <w:rFonts w:ascii="Wingdings" w:hAnsi="Wingdings" w:hint="default"/>
+        <w:sz w:val="20"/>
+      </w:rPr>
+    </w:lvl>
+    <w:lvl w:ilvl="8" w:tentative="1">
+      <w:start w:val="1"/>
+      <w:numFmt w:val="bullet"/>
+      <w:lvlText w:val=""/>
+      <w:lvlJc w:val="left"/>
+      <w:pPr>
+        <w:tabs>
+          <w:tab w:val="num" w:pos="6480"/>
+        </w:tabs>
+        <w:ind w:left="6480" w:hanging="360"/>
+      </w:pPr>
+      <w:rPr>
+        <w:rFonts w:ascii="Wingdings" w:hAnsi="Wingdings" w:hint="default"/>
+        <w:sz w:val="20"/>
+      </w:rPr>
+    </w:lvl>
+  </w:abstractNum>
   <w:num w:numId="1" w16cid:durableId="1601836385">
-    <w:abstractNumId w:val="4"/>
+    <w:abstractNumId w:val="5"/>
   </w:num>
   <w:num w:numId="2" w16cid:durableId="1491412051">
-    <w:abstractNumId w:val="3"/>
+    <w:abstractNumId w:val="4"/>
   </w:num>
   <w:num w:numId="3" w16cid:durableId="2080054190">
     <w:abstractNumId w:val="0"/>
   </w:num>
   <w:num w:numId="4" w16cid:durableId="1245997484">
-    <w:abstractNumId w:val="6"/>
+    <w:abstractNumId w:val="8"/>
   </w:num>
   <w:num w:numId="5" w16cid:durableId="10113762">
-    <w:abstractNumId w:val="2"/>
+    <w:abstractNumId w:val="3"/>
   </w:num>
   <w:num w:numId="6" w16cid:durableId="1321733081">
     <w:abstractNumId w:val="1"/>
   </w:num>
   <w:num w:numId="7" w16cid:durableId="1836065827">
-    <w:abstractNumId w:val="5"/>
+    <w:abstractNumId w:val="7"/>
+  </w:num>
+  <w:num w:numId="8" w16cid:durableId="1252423763">
+    <w:abstractNumId w:val="9"/>
+  </w:num>
+  <w:num w:numId="9" w16cid:durableId="376975225">
+    <w:abstractNumId w:val="2"/>
+  </w:num>
+  <w:num w:numId="10" w16cid:durableId="581530596">
+    <w:abstractNumId w:val="6"/>
+  </w:num>
+  <w:num w:numId="11" w16cid:durableId="1522236046">
+    <w:abstractNumId w:val="10"/>
   </w:num>
 </w:numbering>
 </file>
